--- a/download/ricerca-mondiale-mediazione-nota-metodologica.docx
+++ b/download/ricerca-mondiale-mediazione-nota-metodologica.docx
@@ -264,7 +264,7 @@
           <w:sz w:val="21"/>
           <w:rFonts w:ascii="Calibri" w:hAnsi="Calibri"/>
         </w:rPr>
-        <w:t>Tabella 2 (Mediatori e registri): la colonna «registro ufficiale» e la descrizione dell'ente gestore sono compilate per tutti i 195 Paesi (dalla compilazione di mediareinformati.it). Il numero di mediatori è disponibile per 30 giurisdizioni europee (UE+UK, serie 2019-2021, elaborazione C. A. Calcagno) e per pochi altri Paesi con anno e fonte; altrove «N/D». Metodo: il numero dei mediatori è calcolato registro per registro (una tabella per Paese), consultando ciascun registro ufficiale nella lingua ufficiale del luogo; non si usano aggregati o stime dove esiste il registro nazionale consultabile. Per gli Stati privi di registro formale la descrizione indica comunque i centri privati/ONG/camere di commercio attraverso cui la mediazione è comunque praticata.</w:t>
+        <w:t>Tabella 2 (Mediatori e registri): la colonna «registro ufficiale» e la descrizione dell'ente gestore sono compilate per tutti i 195 Paesi (dalla compilazione di mediareinformati.it). Il numero di mediatori è disponibile per 30 giurisdizioni europee (UE+UK, serie 2019-2021, elaborazione C. A. Calcagno) e per 49 ordinamenti extra-UE contati registro per registro nella lingua del luogo (ricerca 2026, con anno, fonte e densità); altrove «N/D». Metodo: il numero dei mediatori è calcolato registro per registro (una tabella per Paese), consultando ciascun registro ufficiale nella lingua ufficiale del luogo; non si usano aggregati o stime dove esiste il registro nazionale consultabile. Per gli Stati privi di registro formale la descrizione indica comunque i centri privati/ONG/camere di commercio attraverso cui la mediazione è comunque praticata.</w:t>
       </w:r>
     </w:p>
     <w:p>
@@ -340,7 +340,7 @@
           <w:sz w:val="21"/>
           <w:rFonts w:ascii="Calibri" w:hAnsi="Calibri"/>
         </w:rPr>
-        <w:t>Mediatori: nell'UE risultavano censiti 83.213 mediatori nel 2019, 79.598 nel 2020 e 76.085 nel 2021 (elaborazione dell'avv. C. A. Calcagno sui registri europei nazionali: ~1 ogni 5.853 abitanti nel 2021). Il quadro per Paese e anno è riportato nel foglio «3-Mediatori Europa 2019-2021» delle tabelle allegate. Il dato tedesco (7.500 registrati) esclude i molti mediatori non iscritti (~70.000 stimati): il totale reale è verosimilmente più alto. L'UE dispone di circa dieci volte i «neutri» degli Stati Uniti, dove però il 98% delle liti si compone prima del processo con molti meno operatori.</w:t>
+        <w:t>Mediatori: nell'UE risultavano censiti 83.213 mediatori nel 2019, 79.598 nel 2020 e 76.085 nel 2021 (elaborazione dell'avv. C. A. Calcagno sui registri europei nazionali: ~1 ogni 5.853 abitanti nel 2021). Fuori dall'UE/UK il conteggio è stato esteso registro per registro, nella lingua di ciascun Paese: 49 ordinamenti extra-UE con un totale ufficiale (fra cui Turchia ~45.154, Arabia Saudita ~17.000, India 16.565, Argentina 4.513); vanno tenute distinte, e non sommate, la mediazione popolare/comunitaria (Cina, Ruanda, Sri Lanka, Taiwan) e i dati sub-nazionali/parziali (USA-Florida, Brasile). Il quadro per Paese e anno è riportato nel foglio «3-Mediatori Europa 2019-2021» delle tabelle allegate. Il dato tedesco (7.500 registrati) esclude i molti mediatori non iscritti (~70.000 stimati): il totale reale è verosimilmente più alto. L'UE dispone di circa dieci volte i «neutri» degli Stati Uniti, dove però il 98% delle liti si compone prima del processo con molti meno operatori.</w:t>
       </w:r>
     </w:p>
     <w:p>

--- a/download/ricerca-mondiale-mediazione-nota-metodologica.docx
+++ b/download/ricerca-mondiale-mediazione-nota-metodologica.docx
@@ -264,7 +264,7 @@
           <w:sz w:val="21"/>
           <w:rFonts w:ascii="Calibri" w:hAnsi="Calibri"/>
         </w:rPr>
-        <w:t>Tabella 2 (Mediatori e registri): la colonna «registro ufficiale» e la descrizione dell'ente gestore sono compilate per tutti i 195 Paesi (dalla compilazione di mediareinformati.it). Il numero di mediatori è disponibile per 30 giurisdizioni europee (UE+UK, serie 2019-2021, elaborazione C. A. Calcagno) e per 49 ordinamenti extra-UE contati registro per registro nella lingua del luogo (ricerca 2026, con anno, fonte e densità); altrove «N/D». Metodo: il numero dei mediatori è calcolato registro per registro (una tabella per Paese), consultando ciascun registro ufficiale nella lingua ufficiale del luogo; non si usano aggregati o stime dove esiste il registro nazionale consultabile. Per gli Stati privi di registro formale la descrizione indica comunque i centri privati/ONG/camere di commercio attraverso cui la mediazione è comunque praticata.</w:t>
+        <w:t>Tabella 2 (Mediatori e registri): la colonna «registro ufficiale» e la descrizione dell'ente gestore sono compilate per tutti i 195 Paesi (dalla compilazione di mediareinformati.it). Il numero di mediatori è disponibile per 30 giurisdizioni europee (UE+UK, serie 2019-2021, elaborazione C. A. Calcagno) e per 74 ordinamenti extra-UE contati registro per registro nella lingua del luogo (ricerca 2026, con anno, fonte e densità); altrove «N/D». Metodo: il numero dei mediatori è calcolato registro per registro (una tabella per Paese), consultando ciascun registro ufficiale nella lingua ufficiale del luogo; non si usano aggregati o stime dove esiste il registro nazionale consultabile. Per gli Stati privi di registro formale la descrizione indica comunque i centri privati/ONG/camere di commercio attraverso cui la mediazione è comunque praticata.</w:t>
       </w:r>
     </w:p>
     <w:p>
@@ -340,7 +340,7 @@
           <w:sz w:val="21"/>
           <w:rFonts w:ascii="Calibri" w:hAnsi="Calibri"/>
         </w:rPr>
-        <w:t>Mediatori: nell'UE risultavano censiti 83.213 mediatori nel 2019, 79.598 nel 2020 e 76.085 nel 2021 (elaborazione dell'avv. C. A. Calcagno sui registri europei nazionali: ~1 ogni 5.853 abitanti nel 2021). Fuori dall'UE/UK il conteggio è stato esteso registro per registro, nella lingua di ciascun Paese: 49 ordinamenti extra-UE con un totale ufficiale (fra cui Turchia ~45.154, Arabia Saudita ~17.000, India 16.565, Argentina 4.513); vanno tenute distinte, e non sommate, la mediazione popolare/comunitaria (Cina, Ruanda, Sri Lanka, Taiwan) e i dati sub-nazionali/parziali (USA-Florida, Brasile). Il quadro per Paese e anno è riportato nel foglio «3-Mediatori Europa 2019-2021» delle tabelle allegate. Il dato tedesco (7.500 registrati) esclude i molti mediatori non iscritti (~70.000 stimati): il totale reale è verosimilmente più alto. L'UE dispone di circa dieci volte i «neutri» degli Stati Uniti, dove però il 98% delle liti si compone prima del processo con molti meno operatori.</w:t>
+        <w:t>Mediatori: nell'UE risultavano censiti 83.213 mediatori nel 2019, 79.598 nel 2020 e 76.085 nel 2021 (elaborazione dell'avv. C. A. Calcagno sui registri europei nazionali: ~1 ogni 5.853 abitanti nel 2021). Fuori dall'UE/UK il conteggio è stato esteso registro per registro, nella lingua di ciascun Paese: 74 ordinamenti extra-UE con un totale ufficiale (fra cui Perù ~58.738, Turchia ~45.154, Arabia Saudita ~17.000, India 16.565); sommando i soli registri professionali confrontabili (76.085 in UE+UK e ~174.700 extra-UE) si superano i 250.000 mediatori professionali censiti; vanno tenute distinte, e non sommate, la mediazione popolare/comunitaria (Cina, Ruanda, Sri Lanka, Taiwan) e i dati sub-nazionali/parziali (USA-Florida, Brasile). Il quadro per Paese e anno è riportato nel foglio «3-Mediatori Europa 2019-2021» delle tabelle allegate. Il dato tedesco (7.500 registrati) esclude i molti mediatori non iscritti (~70.000 stimati): il totale reale è verosimilmente più alto. L'UE dispone di circa dieci volte i «neutri» degli Stati Uniti, dove però il 98% delle liti si compone prima del processo con molti meno operatori.</w:t>
       </w:r>
     </w:p>
     <w:p>

--- a/download/ricerca-mondiale-mediazione-nota-metodologica.docx
+++ b/download/ricerca-mondiale-mediazione-nota-metodologica.docx
@@ -264,7 +264,7 @@
           <w:sz w:val="21"/>
           <w:rFonts w:ascii="Calibri" w:hAnsi="Calibri"/>
         </w:rPr>
-        <w:t>Tabella 2 (Mediatori e registri): la colonna «registro ufficiale» e la descrizione dell'ente gestore sono compilate per tutti i 195 Paesi (dalla compilazione di mediareinformati.it). Il numero di mediatori è disponibile per 30 giurisdizioni europee (UE+UK, serie 2019-2021, elaborazione C. A. Calcagno) e per 74 ordinamenti extra-UE contati registro per registro nella lingua del luogo (ricerca 2026, con anno, fonte e densità); altrove «N/D». Metodo: il numero dei mediatori è calcolato registro per registro (una tabella per Paese), consultando ciascun registro ufficiale nella lingua ufficiale del luogo; non si usano aggregati o stime dove esiste il registro nazionale consultabile. Per gli Stati privi di registro formale la descrizione indica comunque i centri privati/ONG/camere di commercio attraverso cui la mediazione è comunque praticata.</w:t>
+        <w:t>Tabella 2 (Mediatori e registri): la colonna «registro ufficiale» e la descrizione dell'ente gestore sono compilate per tutti i 195 Paesi (dalla compilazione di mediareinformati.it). Il numero di mediatori è disponibile per 30 giurisdizioni europee (UE+UK, serie 2019-2021, elaborazione C. A. Calcagno) e per 95 ordinamenti extra-UE contati registro per registro nella lingua del luogo (ricerca 2026, con anno, fonte e densità); altrove «N/D». Metodo: il numero dei mediatori è calcolato registro per registro (una tabella per Paese), consultando ciascun registro ufficiale nella lingua ufficiale del luogo; non si usano aggregati o stime dove esiste il registro nazionale consultabile. Per gli Stati privi di registro formale la descrizione indica comunque i centri privati/ONG/camere di commercio attraverso cui la mediazione è comunque praticata.</w:t>
       </w:r>
     </w:p>
     <w:p>
@@ -340,7 +340,7 @@
           <w:sz w:val="21"/>
           <w:rFonts w:ascii="Calibri" w:hAnsi="Calibri"/>
         </w:rPr>
-        <w:t>Mediatori: nell'UE risultavano censiti 83.213 mediatori nel 2019, 79.598 nel 2020 e 76.085 nel 2021 (elaborazione dell'avv. C. A. Calcagno sui registri europei nazionali: ~1 ogni 5.853 abitanti nel 2021). Fuori dall'UE/UK il conteggio è stato esteso registro per registro, nella lingua di ciascun Paese: 74 ordinamenti extra-UE con un totale ufficiale (fra cui Perù ~58.738, Turchia ~45.154, Arabia Saudita ~17.000, India 16.565); sommando i soli registri professionali confrontabili (76.085 in UE+UK e ~174.700 extra-UE) si superano i 250.000 mediatori professionali censiti; vanno tenute distinte, e non sommate, la mediazione popolare/comunitaria (Cina, Ruanda, Sri Lanka, Taiwan) e i dati sub-nazionali/parziali (USA-Florida, Brasile). Il quadro per Paese e anno è riportato nel foglio «3-Mediatori Europa 2019-2021» delle tabelle allegate. Il dato tedesco (7.500 registrati) esclude i molti mediatori non iscritti (~70.000 stimati): il totale reale è verosimilmente più alto. L'UE dispone di circa dieci volte i «neutri» degli Stati Uniti, dove però il 98% delle liti si compone prima del processo con molti meno operatori.</w:t>
+        <w:t>Mediatori: nell'UE risultavano censiti 83.213 mediatori nel 2019, 79.598 nel 2020 e 76.085 nel 2021 (elaborazione dell'avv. C. A. Calcagno sui registri europei nazionali: ~1 ogni 5.853 abitanti nel 2021). Fuori dall'UE/UK il conteggio è stato esteso registro per registro, nella lingua di ciascun Paese: 95 ordinamenti extra-UE con un totale ufficiale (fra cui Perù ~58.738, Turchia ~45.154, Arabia Saudita ~17.000, India 16.565); sommando i soli registri professionali confrontabili (76.085 in UE+UK e ~178.900 in 78 Paesi extra-UE) si superano i 255.000 mediatori professionali censiti; vanno tenute distinte, e non sommate, la mediazione popolare/comunitaria (Cina, Ruanda, Sri Lanka, Taiwan) e i dati sub-nazionali/parziali (USA-Florida, Brasile). Il quadro per Paese e anno è riportato nel foglio «3-Mediatori Europa 2019-2021» delle tabelle allegate. Il dato tedesco (7.500 registrati) esclude i molti mediatori non iscritti (~70.000 stimati): il totale reale è verosimilmente più alto. L'UE dispone di circa dieci volte i «neutri» degli Stati Uniti, dove però il 98% delle liti si compone prima del processo con molti meno operatori.</w:t>
       </w:r>
     </w:p>
     <w:p>

--- a/download/ricerca-mondiale-mediazione-nota-metodologica.docx
+++ b/download/ricerca-mondiale-mediazione-nota-metodologica.docx
@@ -264,7 +264,7 @@
           <w:sz w:val="21"/>
           <w:rFonts w:ascii="Calibri" w:hAnsi="Calibri"/>
         </w:rPr>
-        <w:t>Tabella 2 (Mediatori e registri): la colonna «registro ufficiale» e la descrizione dell'ente gestore sono compilate per tutti i 195 Paesi (dalla compilazione di mediareinformati.it). Il numero di mediatori è disponibile per 30 giurisdizioni europee (UE+UK, serie 2019-2021, elaborazione C. A. Calcagno) e per 95 ordinamenti extra-UE contati registro per registro nella lingua del luogo (ricerca 2026, con anno, fonte e densità); altrove «N/D». Metodo: il numero dei mediatori è calcolato registro per registro (una tabella per Paese), consultando ciascun registro ufficiale nella lingua ufficiale del luogo; non si usano aggregati o stime dove esiste il registro nazionale consultabile. Per gli Stati privi di registro formale la descrizione indica comunque i centri privati/ONG/camere di commercio attraverso cui la mediazione è comunque praticata.</w:t>
+        <w:t>Tabella 2 (Mediatori e registri): la colonna «registro ufficiale» e la descrizione dell'ente gestore sono compilate per tutti i 195 Paesi (dalla compilazione di mediareinformati.it). Il numero di mediatori è disponibile per 30 giurisdizioni europee (UE+UK, serie 2019-2021, elaborazione C. A. Calcagno) e per 99 ordinamenti extra-UE contati registro per registro nella lingua del luogo (ricerca 2026, con anno, fonte e densità); altrove «N/D». Metodo: il numero dei mediatori è calcolato registro per registro (una tabella per Paese), consultando ciascun registro ufficiale nella lingua ufficiale del luogo; non si usano aggregati o stime dove esiste il registro nazionale consultabile. Per gli Stati privi di registro formale la descrizione indica comunque i centri privati/ONG/camere di commercio attraverso cui la mediazione è comunque praticata.</w:t>
       </w:r>
     </w:p>
     <w:p>
@@ -340,7 +340,7 @@
           <w:sz w:val="21"/>
           <w:rFonts w:ascii="Calibri" w:hAnsi="Calibri"/>
         </w:rPr>
-        <w:t>Mediatori: nell'UE risultavano censiti 83.213 mediatori nel 2019, 79.598 nel 2020 e 76.085 nel 2021 (elaborazione dell'avv. C. A. Calcagno sui registri europei nazionali: ~1 ogni 5.853 abitanti nel 2021). Fuori dall'UE/UK il conteggio è stato esteso registro per registro, nella lingua di ciascun Paese: 95 ordinamenti extra-UE con un totale ufficiale (fra cui Perù ~58.738, Turchia ~45.154, Arabia Saudita ~17.000, India 16.565); sommando i soli registri professionali confrontabili (76.085 in UE+UK e ~178.900 in 78 Paesi extra-UE) si superano i 255.000 mediatori professionali censiti; vanno tenute distinte, e non sommate, la mediazione popolare/comunitaria (Cina, Ruanda, Sri Lanka, Taiwan) e i dati sub-nazionali/parziali (USA-Florida, Brasile). Il quadro per Paese e anno è riportato nel foglio «3-Mediatori Europa 2019-2021» delle tabelle allegate. Il dato tedesco (7.500 registrati) esclude i molti mediatori non iscritti (~70.000 stimati): il totale reale è verosimilmente più alto. L'UE dispone di circa dieci volte i «neutri» degli Stati Uniti, dove però il 98% delle liti si compone prima del processo con molti meno operatori.</w:t>
+        <w:t>Mediatori: nell'UE risultavano censiti 83.213 mediatori nel 2019, 79.598 nel 2020 e 76.085 nel 2021 (elaborazione dell'avv. C. A. Calcagno sui registri europei nazionali: ~1 ogni 5.853 abitanti nel 2021). Fuori dall'UE/UK il conteggio è stato esteso registro per registro, nella lingua di ciascun Paese: 99 ordinamenti extra-UE con un totale ufficiale (fra cui Perù ~58.738, Turchia ~45.154, India ~20.000, Argentina 4.513); sommando i soli registri professionali confrontabili (76.085 in UE+UK e ~167.900 in 81 Paesi extra-UE) si arriva a circa 244.000 mediatori professionali censiti. Alcune cifre datate sono state corrette al ribasso con dati più recenti (es. Arabia Saudita: 17.000 erano domande di iscrizione 2020, non accreditati; conciliatori certificati 720 nel 2024); vanno tenute distinte, e non sommate, la mediazione popolare/comunitaria (Cina, Ruanda, Sri Lanka, Taiwan) e i dati sub-nazionali/parziali (USA-Florida, Brasile). Il quadro per Paese e anno è riportato nel foglio «3-Mediatori Europa 2019-2021» delle tabelle allegate. Il dato tedesco (7.500 registrati) esclude i molti mediatori non iscritti (~70.000 stimati): il totale reale è verosimilmente più alto. L'UE dispone di circa dieci volte i «neutri» degli Stati Uniti, dove però il 98% delle liti si compone prima del processo con molti meno operatori.</w:t>
       </w:r>
     </w:p>
     <w:p>

--- a/download/ricerca-mondiale-mediazione-nota-metodologica.docx
+++ b/download/ricerca-mondiale-mediazione-nota-metodologica.docx
@@ -264,7 +264,7 @@
           <w:sz w:val="21"/>
           <w:rFonts w:ascii="Calibri" w:hAnsi="Calibri"/>
         </w:rPr>
-        <w:t>Tabella 2 (Mediatori e registri): la colonna «registro ufficiale» e la descrizione dell'ente gestore sono compilate per tutti i 195 Paesi (dalla compilazione di mediareinformati.it). Il numero di mediatori è disponibile per 30 giurisdizioni europee (UE+UK, serie 2019-2021, elaborazione C. A. Calcagno) e per 99 ordinamenti extra-UE contati registro per registro nella lingua del luogo (ricerca 2026, con anno, fonte e densità); altrove «N/D». Metodo: il numero dei mediatori è calcolato registro per registro (una tabella per Paese), consultando ciascun registro ufficiale nella lingua ufficiale del luogo; non si usano aggregati o stime dove esiste il registro nazionale consultabile. Per gli Stati privi di registro formale la descrizione indica comunque i centri privati/ONG/camere di commercio attraverso cui la mediazione è comunque praticata.</w:t>
+        <w:t>Tabella 2 (Mediatori e registri): la colonna «registro ufficiale» e la descrizione dell'ente gestore sono compilate per tutti i 195 Paesi (dalla compilazione di mediareinformati.it). Il numero di mediatori è disponibile per 30 giurisdizioni europee (UE+UK, serie 2019-2021, elaborazione C. A. Calcagno) e per 101 ordinamenti extra-UE contati registro per registro nella lingua del luogo (ricerca 2026, con anno, fonte e densità); altrove «N/D». Metodo: il numero dei mediatori è calcolato registro per registro (una tabella per Paese), consultando ciascun registro ufficiale nella lingua ufficiale del luogo; non si usano aggregati o stime dove esiste il registro nazionale consultabile. Per gli Stati privi di registro formale la descrizione indica comunque i centri privati/ONG/camere di commercio attraverso cui la mediazione è comunque praticata.</w:t>
       </w:r>
     </w:p>
     <w:p>
@@ -340,7 +340,7 @@
           <w:sz w:val="21"/>
           <w:rFonts w:ascii="Calibri" w:hAnsi="Calibri"/>
         </w:rPr>
-        <w:t>Mediatori: nell'UE risultavano censiti 83.213 mediatori nel 2019, 79.598 nel 2020 e 76.085 nel 2021 (elaborazione dell'avv. C. A. Calcagno sui registri europei nazionali: ~1 ogni 5.853 abitanti nel 2021). Fuori dall'UE/UK il conteggio è stato esteso registro per registro, nella lingua di ciascun Paese: 99 ordinamenti extra-UE con un totale ufficiale (fra cui Perù ~58.738, Turchia ~45.154, India ~20.000, Argentina 4.513); sommando i soli registri professionali confrontabili (76.085 in UE+UK e ~167.900 in 81 Paesi extra-UE) si arriva a circa 244.000 mediatori professionali censiti. Alcune cifre datate sono state corrette al ribasso con dati più recenti (es. Arabia Saudita: 17.000 erano domande di iscrizione 2020, non accreditati; conciliatori certificati 720 nel 2024); vanno tenute distinte, e non sommate, la mediazione popolare/comunitaria (Cina, Ruanda, Sri Lanka, Taiwan) e i dati sub-nazionali/parziali (USA-Florida, Brasile). Il quadro per Paese e anno è riportato nel foglio «3-Mediatori Europa 2019-2021» delle tabelle allegate. Il dato tedesco (7.500 registrati) esclude i molti mediatori non iscritti (~70.000 stimati): il totale reale è verosimilmente più alto. L'UE dispone di circa dieci volte i «neutri» degli Stati Uniti, dove però il 98% delle liti si compone prima del processo con molti meno operatori.</w:t>
+        <w:t>Mediatori: nell'UE risultavano censiti 83.213 mediatori nel 2019, 79.598 nel 2020 e 76.085 nel 2021 (elaborazione dell'avv. C. A. Calcagno sui registri europei nazionali: ~1 ogni 5.853 abitanti nel 2021). Fuori dall'UE/UK il conteggio è stato esteso registro per registro, nella lingua di ciascun Paese: 101 ordinamenti extra-UE con un totale ufficiale (fra cui Perù ~58.738, Turchia ~45.154, India ~20.000, Argentina 4.513); sommando i soli registri professionali confrontabili (76.085 in UE+UK e ~167.900 in 81 Paesi extra-UE) si arriva a circa 244.000 mediatori professionali censiti. Alcune cifre datate sono state corrette al ribasso con dati più recenti (es. Arabia Saudita: 17.000 erano domande di iscrizione 2020, non accreditati; conciliatori certificati 720 nel 2024); vanno tenute distinte, e non sommate, la mediazione popolare/comunitaria (Cina, Ruanda, Sri Lanka, Taiwan) e i dati sub-nazionali/parziali (USA-Florida, Brasile). Il quadro per Paese e anno è riportato nel foglio «3-Mediatori Europa 2019-2021» delle tabelle allegate. Il dato tedesco (7.500 registrati) esclude i molti mediatori non iscritti (~70.000 stimati): il totale reale è verosimilmente più alto. L'UE dispone di circa dieci volte i «neutri» degli Stati Uniti, dove però il 98% delle liti si compone prima del processo con molti meno operatori.</w:t>
       </w:r>
     </w:p>
     <w:p>

--- a/download/ricerca-mondiale-mediazione-nota-metodologica.docx
+++ b/download/ricerca-mondiale-mediazione-nota-metodologica.docx
@@ -264,7 +264,7 @@
           <w:sz w:val="21"/>
           <w:rFonts w:ascii="Calibri" w:hAnsi="Calibri"/>
         </w:rPr>
-        <w:t>Tabella 2 (Mediatori e registri): la colonna «registro ufficiale» e la descrizione dell'ente gestore sono compilate per tutti i 195 Paesi (dalla compilazione di mediareinformati.it). Il numero di mediatori è disponibile per 30 giurisdizioni europee (UE+UK, serie 2019-2021, elaborazione C. A. Calcagno) e per 101 ordinamenti extra-UE contati registro per registro nella lingua del luogo (ricerca 2026, con anno, fonte e densità); altrove «N/D». Metodo: il numero dei mediatori è calcolato registro per registro (una tabella per Paese), consultando ciascun registro ufficiale nella lingua ufficiale del luogo; non si usano aggregati o stime dove esiste il registro nazionale consultabile. Per gli Stati privi di registro formale la descrizione indica comunque i centri privati/ONG/camere di commercio attraverso cui la mediazione è comunque praticata.</w:t>
+        <w:t>Tabella 2 (Mediatori e registri): la colonna «registro ufficiale» e la descrizione dell'ente gestore sono compilate per tutti i 195 Paesi (dalla compilazione di mediareinformati.it). Il numero di mediatori è disponibile per 30 giurisdizioni europee (UE+UK, serie 2019-2021, elaborazione C. A. Calcagno) e per 102 ordinamenti extra-UE contati registro per registro nella lingua del luogo (ricerca 2026, con anno, fonte e densità); altrove «N/D». Metodo: il numero dei mediatori è calcolato registro per registro (una tabella per Paese), consultando ciascun registro ufficiale nella lingua ufficiale del luogo; non si usano aggregati o stime dove esiste il registro nazionale consultabile. Per gli Stati privi di registro formale la descrizione indica comunque i centri privati/ONG/camere di commercio attraverso cui la mediazione è comunque praticata.</w:t>
       </w:r>
     </w:p>
     <w:p>
@@ -340,7 +340,7 @@
           <w:sz w:val="21"/>
           <w:rFonts w:ascii="Calibri" w:hAnsi="Calibri"/>
         </w:rPr>
-        <w:t>Mediatori: nell'UE risultavano censiti 83.213 mediatori nel 2019, 79.598 nel 2020 e 76.085 nel 2021 (elaborazione dell'avv. C. A. Calcagno sui registri europei nazionali: ~1 ogni 5.853 abitanti nel 2021). Fuori dall'UE/UK il conteggio è stato esteso registro per registro, nella lingua di ciascun Paese: 101 ordinamenti extra-UE con un totale ufficiale (fra cui Perù ~58.738, Turchia ~45.154, India ~20.000, Argentina 4.513); sommando i soli registri professionali confrontabili (76.085 in UE+UK e ~167.900 in 81 Paesi extra-UE) si arriva a circa 244.000 mediatori professionali censiti. Alcune cifre datate sono state corrette al ribasso con dati più recenti (es. Arabia Saudita: 17.000 erano domande di iscrizione 2020, non accreditati; conciliatori certificati 720 nel 2024); vanno tenute distinte, e non sommate, la mediazione popolare/comunitaria (Cina, Ruanda, Sri Lanka, Taiwan) e i dati sub-nazionali/parziali (USA-Florida, Brasile). Il quadro per Paese e anno è riportato nel foglio «3-Mediatori Europa 2019-2021» delle tabelle allegate. Il dato tedesco (7.500 registrati) esclude i molti mediatori non iscritti (~70.000 stimati): il totale reale è verosimilmente più alto. L'UE dispone di circa dieci volte i «neutri» degli Stati Uniti, dove però il 98% delle liti si compone prima del processo con molti meno operatori.</w:t>
+        <w:t>Mediatori: nell'UE risultavano censiti 83.213 mediatori nel 2019, 79.598 nel 2020 e 76.085 nel 2021 (elaborazione dell'avv. C. A. Calcagno sui registri europei nazionali: ~1 ogni 5.853 abitanti nel 2021). Fuori dall'UE/UK il conteggio è stato esteso registro per registro, nella lingua di ciascun Paese: 102 ordinamenti extra-UE con un totale ufficiale (fra cui Perù ~58.738, Turchia ~45.154, India ~20.000, Argentina 4.513); sommando i soli registri professionali confrontabili (76.085 in UE+UK e ~167.900 in 81 Paesi extra-UE) si arriva a circa 244.000 mediatori professionali censiti. Alcune cifre datate sono state corrette al ribasso con dati più recenti (es. Arabia Saudita: 17.000 erano domande di iscrizione 2020, non accreditati; conciliatori certificati 720 nel 2024); vanno tenute distinte, e non sommate, la mediazione popolare/comunitaria (Cina, Ruanda, Sri Lanka, Taiwan) e i dati sub-nazionali/parziali (USA-Florida, Brasile). Il quadro per Paese e anno è riportato nel foglio «3-Mediatori Europa 2019-2021» delle tabelle allegate. Il dato tedesco (7.500 registrati) esclude i molti mediatori non iscritti (~70.000 stimati): il totale reale è verosimilmente più alto. L'UE dispone di circa dieci volte i «neutri» degli Stati Uniti, dove però il 98% delle liti si compone prima del processo con molti meno operatori.</w:t>
       </w:r>
     </w:p>
     <w:p>
